--- a/docs/routerLift-Design-Review-RevH.docx
+++ b/docs/routerLift-Design-Review-RevH.docx
@@ -84,7 +84,7 @@
         <w:t xml:space="preserve"> </w:t>
       </w:r>
       <w:r>
-        <w:t xml:space="preserve">2 September 2026 ·</w:t>
+        <w:t xml:space="preserve">2 September 2026, status updated 13 September 2026 ·</w:t>
       </w:r>
       <w:r>
         <w:t xml:space="preserve"> </w:t>
@@ -100,7 +100,7 @@
         <w:t xml:space="preserve"> </w:t>
       </w:r>
       <w:r>
-        <w:t xml:space="preserve">Issued for first review</w:t>
+        <w:t xml:space="preserve">Issued for first review; bench bring-up in progress</w:t>
       </w:r>
     </w:p>
     <w:tbl>
@@ -329,7 +329,44 @@
         <w:pStyle w:val="FirstParagraph"/>
       </w:pPr>
       <w:r>
-        <w:t xml:space="preserve">This document describes the design and implementation plan for an ESP32-based automated router lift, and is issued for first review.</w:t>
+        <w:t xml:space="preserve">This document describes the design and implementation plan for an ESP32-based automated router lift, and is issued for first review. The electronics are largely in hand and bench bring-up has started (13 September 2026, recorded in</w:t>
+      </w:r>
+      <w:r>
+        <w:t xml:space="preserve"> </w:t>
+      </w:r>
+      <w:r>
+        <w:rPr>
+          <w:rStyle w:val="VerbatimChar"/>
+        </w:rPr>
+        <w:t xml:space="preserve">BRINGUP-LOG.md</w:t>
+      </w:r>
+      <w:r>
+        <w:t xml:space="preserve">): the FluidNC configuration is written and loads on the bare motion board, and the HMI firmware shows its display, reads touch and holds the UART link to FluidNC, including detecting link loss and recovering from it. Nothing is mounted on a lift and no cut has been made.</w:t>
+      </w:r>
+    </w:p>
+    <w:p>
+      <w:pPr>
+        <w:pStyle w:val="BodyText"/>
+      </w:pPr>
+      <w:r>
+        <w:t xml:space="preserve">The design departs from Requirement Specification RevG in several recorded ways. Those departures are listed in section 5 and are the most important thing for a reviewer to challenge.</w:t>
+      </w:r>
+    </w:p>
+    <w:bookmarkStart w:id="9" w:name="what-is-settled"/>
+    <w:p>
+      <w:pPr>
+        <w:pStyle w:val="Heading3"/>
+      </w:pPr>
+      <w:r>
+        <w:t xml:space="preserve">What is settled</w:t>
+      </w:r>
+    </w:p>
+    <w:p>
+      <w:pPr>
+        <w:pStyle w:val="FirstParagraph"/>
+      </w:pPr>
+      <w:r>
+        <w:t xml:space="preserve">The controller architecture, the I/O split, the communication protocol, the safety model, and the physical control panel are all decided and documented here. The host lift body is selected: the</w:t>
       </w:r>
       <w:r>
         <w:t xml:space="preserve"> </w:t>
@@ -339,38 +376,10 @@
           <w:b/>
           <w:bCs/>
         </w:rPr>
-        <w:t xml:space="preserve">No firmware has been written and no mechanical parts have been bought.</w:t>
-      </w:r>
-      <w:r>
-        <w:t xml:space="preserve"> </w:t>
-      </w:r>
-      <w:r>
-        <w:t xml:space="preserve">The electronics are largely in hand; the machine itself does not yet exist.</w:t>
-      </w:r>
-    </w:p>
-    <w:p>
-      <w:pPr>
-        <w:pStyle w:val="BodyText"/>
-      </w:pPr>
-      <w:r>
-        <w:t xml:space="preserve">The design departs from Requirement Specification RevG in several recorded ways. Those departures are listed in section 5 and are the most important thing for a reviewer to challenge.</w:t>
-      </w:r>
-    </w:p>
-    <w:bookmarkStart w:id="9" w:name="what-is-settled"/>
-    <w:p>
-      <w:pPr>
-        <w:pStyle w:val="Heading3"/>
-      </w:pPr>
-      <w:r>
-        <w:t xml:space="preserve">What is settled</w:t>
-      </w:r>
-    </w:p>
-    <w:p>
-      <w:pPr>
-        <w:pStyle w:val="FirstParagraph"/>
-      </w:pPr>
-      <w:r>
-        <w:t xml:space="preserve">The controller architecture, the I/O split, the communication protocol, the safety model, and the physical control panel are all decided and documented here.</w:t>
+        <w:t xml:space="preserve">sauter FML-P</w:t>
+      </w:r>
+      <w:r>
+        <w:t xml:space="preserve">, 1.5 mm screw lead and 65 mm travel.</w:t>
       </w:r>
     </w:p>
     <w:bookmarkEnd w:id="9"/>
@@ -387,12 +396,6 @@
       <w:pPr>
         <w:pStyle w:val="FirstParagraph"/>
       </w:pPr>
-      <w:r>
-        <w:t xml:space="preserve">The mechanics. Which commercial lift body will be motorised is unknown, and that decision sets the screw lead, the travel and the achievable resolution.</w:t>
-      </w:r>
-      <w:r>
-        <w:t xml:space="preserve"> </w:t>
-      </w:r>
       <w:r>
         <w:rPr>
           <w:rStyle w:val="VerbatimChar"/>
@@ -413,7 +416,13 @@
           <w:b/>
           <w:bCs/>
         </w:rPr>
-        <w:t xml:space="preserve">is currently a placeholder derived from an assumption, not a measurement.</w:t>
+        <w:t xml:space="preserve">is 1066.67, derived from the FML-P’s published lead — not yet measured.</w:t>
+      </w:r>
+      <w:r>
+        <w:t xml:space="preserve"> </w:t>
+      </w:r>
+      <w:r>
+        <w:t xml:space="preserve">The FML-P’s 65 mm travel is short of MEC-01’s ≥75 mm and needs a deliberate Rev H decision. The foot-switch dead-man behaviour and several other FluidNC details are still to be proven on the bench (section 14).</w:t>
       </w:r>
     </w:p>
     <w:p>
@@ -439,7 +448,7 @@
         <w:pStyle w:val="FirstParagraph"/>
       </w:pPr>
       <w:r>
-        <w:t xml:space="preserve">A single ESP32 cannot do this job. FluidNC — the motion firmware chosen for its proven homing, soft limits, probing and jog handling — does not run on the ESP32-S3, and the ESP32-S3 display board’s RGB parallel panel consumes 20 GPIOs, leaving it unable to carry the machine’s pin budget. The design therefore uses</w:t>
+        <w:t xml:space="preserve">A single ESP32 cannot do this job. FluidNC — the motion firmware chosen for its proven homing, soft limits, probing and jog handling — does not run on the ESP32-S3, and the ESP32-S3 display board brings only ten GPIOs out to connectors, leaving it unable to carry the machine’s pin budget. The design therefore uses</w:t>
       </w:r>
       <w:r>
         <w:t xml:space="preserve"> </w:t>
@@ -655,7 +664,7 @@
               <w:pStyle w:val="Compact"/>
             </w:pPr>
             <w:r>
-              <w:t xml:space="preserve">FluidNC does not run on the ESP32-S3, and the S3’s RGB panel consumes 20 GPIOs</w:t>
+              <w:t xml:space="preserve">FluidNC does not run on the ESP32-S3, and the S3 board exposes only ten GPIOs on connectors</w:t>
             </w:r>
           </w:p>
         </w:tc>
@@ -950,34 +959,18 @@
               <w:pStyle w:val="Compact"/>
             </w:pPr>
             <w:r>
-              <w:t xml:space="preserve">ESP32-4827S043, RGB parallel</w:t>
-            </w:r>
-          </w:p>
-        </w:tc>
-        <w:tc>
-          <w:tcPr/>
-          <w:p>
-            <w:pPr>
-              <w:pStyle w:val="Compact"/>
-            </w:pPr>
-            <w:r>
-              <w:t xml:space="preserve">The board in hand.</w:t>
-            </w:r>
-            <w:r>
-              <w:t xml:space="preserve"> </w:t>
-            </w:r>
-            <w:r>
-              <w:rPr>
-                <w:b/>
-                <w:bCs/>
-              </w:rPr>
-              <w:t xml:space="preserve">Not</w:t>
-            </w:r>
-            <w:r>
-              <w:t xml:space="preserve"> </w:t>
-            </w:r>
-            <w:r>
-              <w:t xml:space="preserve">what RevG records</w:t>
+              <w:t xml:space="preserve">Guition JC4827W543C, NV3041A QSPI</w:t>
+            </w:r>
+          </w:p>
+        </w:tc>
+        <w:tc>
+          <w:tcPr/>
+          <w:p>
+            <w:pPr>
+              <w:pStyle w:val="Compact"/>
+            </w:pPr>
+            <w:r>
+              <w:t xml:space="preserve">The board in hand, as RevG records. Confirmed at bench bring-up 2026-09-13</w:t>
             </w:r>
           </w:p>
         </w:tc>
@@ -1402,18 +1395,18 @@
                 <w:b/>
                 <w:bCs/>
               </w:rPr>
-              <w:t xml:space="preserve">ESP32-4827S043 with ILI6485 RGB parallel panel</w:t>
-            </w:r>
-          </w:p>
-        </w:tc>
-        <w:tc>
-          <w:tcPr/>
-          <w:p>
-            <w:pPr>
-              <w:pStyle w:val="Compact"/>
-            </w:pPr>
-            <w:r>
-              <w:t xml:space="preserve">The board in hand. The RGB bus takes 20 GPIOs versus ~6 for QSPI, which drives the whole pin strategy and forces sacrificing the TF card</w:t>
+              <w:t xml:space="preserve">Withdrawn — no deviation</w:t>
+            </w:r>
+          </w:p>
+        </w:tc>
+        <w:tc>
+          <w:tcPr/>
+          <w:p>
+            <w:pPr>
+              <w:pStyle w:val="Compact"/>
+            </w:pPr>
+            <w:r>
+              <w:t xml:space="preserve">Rev H recorded an ESP32-4827S043 RGB parallel board here. That was mistaken: bench bring-up on 2026-09-13 confirmed the board in hand is the JC4827W543C, so RevG was correct</w:t>
             </w:r>
           </w:p>
         </w:tc>
@@ -1654,7 +1647,7 @@
               <w:pStyle w:val="Compact"/>
             </w:pPr>
             <w:r>
-              <w:t xml:space="preserve">Without it the motor holds 2.8 A/phase indefinitely with no way to de-energise, against ENV-03</w:t>
+              <w:t xml:space="preserve">Without it the motor stays energised indefinitely with no way to de-energise, against ENV-03. Drive current is also cut from the RevG 2.8 A to 1.0–1.4 A/phase</w:t>
             </w:r>
           </w:p>
         </w:tc>
@@ -1693,7 +1686,13 @@
                 <w:b/>
                 <w:bCs/>
               </w:rPr>
-              <w:t xml:space="preserve">HMI GPIO 11/12 behind a 74HCT14</w:t>
+              <w:t xml:space="preserve">HMI GPIO 6/7 behind a 74LVC14 on 3.3 V</w:t>
+            </w:r>
+            <w:r>
+              <w:t xml:space="preserve"> </w:t>
+            </w:r>
+            <w:r>
+              <w:t xml:space="preserve">(corrected from 74HCT14, which needs 5 V and would drive 5 V into the S3)</w:t>
             </w:r>
           </w:p>
         </w:tc>
@@ -3208,7 +3207,7 @@
         <w:pStyle w:val="BodyText"/>
       </w:pPr>
       <w:r>
-        <w:t xml:space="preserve">The expander costs no GPIOs, sharing the touch controller’s existing I²C bus, and frees two pins that were previously committed.</w:t>
+        <w:t xml:space="preserve">The expander (MCP23017 at 0x20) sits on its own I²C bus on GPIO 15/16, connector P3, because the touch controller’s bus is not brought out. It costs those two pins and gives back sixteen I/O: the five buttons, the rough/fine switch (A5), a foot-switch mirror (A6) and the ROUTER LED (B0).</w:t>
       </w:r>
     </w:p>
     <w:p>
@@ -3507,7 +3506,7 @@
               <w:pStyle w:val="Compact"/>
             </w:pPr>
             <w:r>
-              <w:t xml:space="preserve">Unbuilt, never compiled</w:t>
+              <w:t xml:space="preserve">Bench bring-up only — boards, display and link proven; never cut</w:t>
             </w:r>
           </w:p>
         </w:tc>
@@ -3917,7 +3916,17 @@
               <w:pStyle w:val="Compact"/>
             </w:pPr>
             <w:r>
-              <w:t xml:space="preserve">Not started. Blocked only on</w:t>
+              <w:rPr>
+                <w:b/>
+                <w:bCs/>
+              </w:rPr>
+              <w:t xml:space="preserve">Written; loads and bench-verified on the bare board</w:t>
+            </w:r>
+            <w:r>
+              <w:t xml:space="preserve"> </w:t>
+            </w:r>
+            <w:r>
+              <w:t xml:space="preserve">(FluidNC v4.1.0, 13 Sept).</w:t>
             </w:r>
             <w:r>
               <w:t xml:space="preserve"> </w:t>
@@ -3928,6 +3937,12 @@
               </w:rPr>
               <w:t xml:space="preserve">steps_per_mm</w:t>
             </w:r>
+            <w:r>
+              <w:t xml:space="preserve"> </w:t>
+            </w:r>
+            <w:r>
+              <w:t xml:space="preserve">derived, not measured</w:t>
+            </w:r>
           </w:p>
         </w:tc>
       </w:tr>
@@ -3970,7 +3985,17 @@
               <w:pStyle w:val="Compact"/>
             </w:pPr>
             <w:r>
-              <w:t xml:space="preserve">Not started</w:t>
+              <w:rPr>
+                <w:b/>
+                <w:bCs/>
+              </w:rPr>
+              <w:t xml:space="preserve">Complete.</w:t>
+            </w:r>
+            <w:r>
+              <w:t xml:space="preserve"> </w:t>
+            </w:r>
+            <w:r>
+              <w:t xml:space="preserve">Status polling and link-loss timing verified on the bench</w:t>
             </w:r>
           </w:p>
         </w:tc>
@@ -4003,18 +4028,28 @@
               <w:t xml:space="preserve"> </w:t>
             </w:r>
             <w:r>
-              <w:t xml:space="preserve">— ESP32-S3 firmware: LVGL UI, GRBL sender, handwheel, buttons, cycles</w:t>
-            </w:r>
-          </w:p>
-        </w:tc>
-        <w:tc>
-          <w:tcPr/>
-          <w:p>
-            <w:pPr>
-              <w:pStyle w:val="Compact"/>
-            </w:pPr>
-            <w:r>
-              <w:t xml:space="preserve">Not started</w:t>
+              <w:t xml:space="preserve">— ESP32-S3 firmware</w:t>
+            </w:r>
+          </w:p>
+        </w:tc>
+        <w:tc>
+          <w:tcPr/>
+          <w:p>
+            <w:pPr>
+              <w:pStyle w:val="Compact"/>
+            </w:pPr>
+            <w:r>
+              <w:rPr>
+                <w:b/>
+                <w:bCs/>
+              </w:rPr>
+              <w:t xml:space="preserve">Increments 1–3 built and bench-verified</w:t>
+            </w:r>
+            <w:r>
+              <w:t xml:space="preserve"> </w:t>
+            </w:r>
+            <w:r>
+              <w:t xml:space="preserve">for display, touch and link. Buttons and MPG coded, not yet wired. Increment 4 (cycles) and 5 (fault log, diagnostics) not started</w:t>
             </w:r>
           </w:p>
         </w:tc>
@@ -4049,7 +4084,7 @@
               <w:pStyle w:val="Compact"/>
             </w:pPr>
             <w:r>
-              <w:t xml:space="preserve">Not started — seven deviations pending</w:t>
+              <w:t xml:space="preserve">Not started — deviations pending, to follow bench testing</w:t>
             </w:r>
           </w:p>
         </w:tc>
@@ -4060,7 +4095,7 @@
         <w:pStyle w:val="BodyText"/>
       </w:pPr>
       <w:r>
-        <w:t xml:space="preserve">Phases 2 and 3 can proceed immediately. Phase 4 is the bulk of the work. Phase 5 should follow bench testing so that the specification records what was proven rather than what was intended.</w:t>
+        <w:t xml:space="preserve">Phase 4 is the bulk of the remaining work. Phase 5 should follow bench testing so that the specification records what was proven rather than what was intended.</w:t>
       </w:r>
     </w:p>
     <w:p>
@@ -4139,6 +4174,16 @@
       <w:r>
         <w:t xml:space="preserve">is not built.</w:t>
       </w:r>
+      <w:r>
+        <w:t xml:space="preserve"> </w:t>
+      </w:r>
+      <w:r>
+        <w:rPr>
+          <w:b/>
+          <w:bCs/>
+        </w:rPr>
+        <w:t xml:space="preserve">Done.</w:t>
+      </w:r>
     </w:p>
     <w:p>
       <w:pPr>
@@ -4159,7 +4204,23 @@
         <w:t xml:space="preserve"> </w:t>
       </w:r>
       <w:r>
-        <w:t xml:space="preserve">— LVGL renders at 480×272 and touch tracks. Highest technical risk.</w:t>
+        <w:t xml:space="preserve">— LVGL renders at 480×272 and touch tracks.</w:t>
+      </w:r>
+      <w:r>
+        <w:t xml:space="preserve"> </w:t>
+      </w:r>
+      <w:r>
+        <w:rPr>
+          <w:b/>
+          <w:bCs/>
+        </w:rPr>
+        <w:t xml:space="preserve">Done</w:t>
+      </w:r>
+      <w:r>
+        <w:t xml:space="preserve"> </w:t>
+      </w:r>
+      <w:r>
+        <w:t xml:space="preserve">13 Sept.</w:t>
       </w:r>
     </w:p>
     <w:p>
@@ -4181,7 +4242,23 @@
         <w:t xml:space="preserve"> </w:t>
       </w:r>
       <w:r>
-        <w:t xml:space="preserve">— over USB, with the motor on the bench and the router unplugged:</w:t>
+        <w:t xml:space="preserve">—</w:t>
+      </w:r>
+      <w:r>
+        <w:t xml:space="preserve"> </w:t>
+      </w:r>
+      <w:r>
+        <w:rPr>
+          <w:i/>
+          <w:iCs/>
+        </w:rPr>
+        <w:t xml:space="preserve">bare board done 13 Sept (config loads, limit inputs behave); the rest needs motor and switches.</w:t>
+      </w:r>
+      <w:r>
+        <w:t xml:space="preserve"> </w:t>
+      </w:r>
+      <w:r>
+        <w:t xml:space="preserve">Over USB, with the motor on the bench and the router unplugged:</w:t>
       </w:r>
       <w:r>
         <w:t xml:space="preserve"> </w:t>
@@ -4308,6 +4385,16 @@
       </w:r>
       <w:r>
         <w:t xml:space="preserve">— status tracks position live; handwheel moves the axis.</w:t>
+      </w:r>
+      <w:r>
+        <w:t xml:space="preserve"> </w:t>
+      </w:r>
+      <w:r>
+        <w:rPr>
+          <w:i/>
+          <w:iCs/>
+        </w:rPr>
+        <w:t xml:space="preserve">Link up, loss and recovery done 13 Sept; handwheel not yet wired.</w:t>
       </w:r>
     </w:p>
     <w:p>
@@ -4478,7 +4565,7 @@
                 <w:b/>
                 <w:bCs/>
               </w:rPr>
-              <w:t xml:space="preserve">is an assumption</w:t>
+              <w:t xml:space="preserve">(1066.67) is derived, not measured</w:t>
             </w:r>
           </w:p>
         </w:tc>
@@ -4513,29 +4600,29 @@
               <w:pStyle w:val="Compact"/>
             </w:pPr>
             <w:r>
-              <w:t xml:space="preserve">RGB panel and LVGL on ~6 free pins</w:t>
-            </w:r>
-          </w:p>
-        </w:tc>
-        <w:tc>
-          <w:tcPr/>
-          <w:p>
-            <w:pPr>
-              <w:pStyle w:val="Compact"/>
-            </w:pPr>
-            <w:r>
-              <w:t xml:space="preserve">Bring-up failure or display corruption</w:t>
-            </w:r>
-          </w:p>
-        </w:tc>
-        <w:tc>
-          <w:tcPr/>
-          <w:p>
-            <w:pPr>
-              <w:pStyle w:val="Compact"/>
-            </w:pPr>
-            <w:r>
-              <w:t xml:space="preserve">Vendor demo is the working reference; fallback is moving UART to 43/44 and losing the console</w:t>
+              <w:t xml:space="preserve">MEC-01 travel</w:t>
+            </w:r>
+          </w:p>
+        </w:tc>
+        <w:tc>
+          <w:tcPr/>
+          <w:p>
+            <w:pPr>
+              <w:pStyle w:val="Compact"/>
+            </w:pPr>
+            <w:r>
+              <w:t xml:space="preserve">FML-P gives 65 mm against ≥75 mm</w:t>
+            </w:r>
+          </w:p>
+        </w:tc>
+        <w:tc>
+          <w:tcPr/>
+          <w:p>
+            <w:pPr>
+              <w:pStyle w:val="Compact"/>
+            </w:pPr>
+            <w:r>
+              <w:t xml:space="preserve">Deliberate Rev H revision, not silent absorption</w:t>
             </w:r>
           </w:p>
         </w:tc>
@@ -4548,38 +4635,159 @@
               <w:pStyle w:val="Compact"/>
             </w:pPr>
             <w:r>
-              <w:t xml:space="preserve">FluidNC key names unverified</w:t>
-            </w:r>
-          </w:p>
-        </w:tc>
-        <w:tc>
-          <w:tcPr/>
-          <w:p>
-            <w:pPr>
-              <w:pStyle w:val="Compact"/>
-            </w:pPr>
+              <w:t xml:space="preserve">MPG level shifter part</w:t>
+            </w:r>
+          </w:p>
+        </w:tc>
+        <w:tc>
+          <w:tcPr/>
+          <w:p>
+            <w:pPr>
+              <w:pStyle w:val="Compact"/>
+            </w:pPr>
+            <w:r>
+              <w:t xml:space="preserve">A 74HCT14 would drive 5 V into the S3</w:t>
+            </w:r>
+          </w:p>
+        </w:tc>
+        <w:tc>
+          <w:tcPr/>
+          <w:p>
+            <w:pPr>
+              <w:pStyle w:val="Compact"/>
+            </w:pPr>
+            <w:r>
+              <w:t xml:space="preserve">Specify 74LVC14 on 3.3 V; check the part in hand before wiring</w:t>
+            </w:r>
+          </w:p>
+        </w:tc>
+      </w:tr>
+      <w:tr>
+        <w:tc>
+          <w:tcPr/>
+          <w:p>
+            <w:pPr>
+              <w:pStyle w:val="Compact"/>
+            </w:pPr>
+            <w:r>
+              <w:t xml:space="preserve">Ten connector GPIOs</w:t>
+            </w:r>
+          </w:p>
+        </w:tc>
+        <w:tc>
+          <w:tcPr/>
+          <w:p>
+            <w:pPr>
+              <w:pStyle w:val="Compact"/>
+            </w:pPr>
+            <w:r>
+              <w:t xml:space="preserve">Running out of pins</w:t>
+            </w:r>
+          </w:p>
+        </w:tc>
+        <w:tc>
+          <w:tcPr/>
+          <w:p>
+            <w:pPr>
+              <w:pStyle w:val="Compact"/>
+            </w:pPr>
+            <w:r>
+              <w:t xml:space="preserve">Panel and touch are proven; three GPIOs spare (5, 9, 14) plus ten expander I/O</w:t>
+            </w:r>
+          </w:p>
+        </w:tc>
+      </w:tr>
+      <w:tr>
+        <w:tc>
+          <w:tcPr/>
+          <w:p>
+            <w:pPr>
+              <w:pStyle w:val="Compact"/>
+            </w:pPr>
+            <w:r>
+              <w:t xml:space="preserve">FluidNC behaviour unverified</w:t>
+            </w:r>
+          </w:p>
+        </w:tc>
+        <w:tc>
+          <w:tcPr/>
+          <w:p>
+            <w:pPr>
+              <w:pStyle w:val="Compact"/>
+            </w:pPr>
+            <w:r>
+              <w:t xml:space="preserve">Foot-switch release edge (dead-man retract),</w:t>
+            </w:r>
+            <w:r>
+              <w:t xml:space="preserve"> </w:t>
+            </w:r>
             <w:r>
               <w:rPr>
                 <w:rStyle w:val="VerbatimChar"/>
               </w:rPr>
-              <w:t xml:space="preserve">config.yaml</w:t>
+              <w:t xml:space="preserve">$Macro0</w:t>
             </w:r>
             <w:r>
               <w:t xml:space="preserve"> </w:t>
             </w:r>
             <w:r>
-              <w:t xml:space="preserve">may not load as written</w:t>
-            </w:r>
-          </w:p>
-        </w:tc>
-        <w:tc>
-          <w:tcPr/>
-          <w:p>
-            <w:pPr>
-              <w:pStyle w:val="Compact"/>
-            </w:pPr>
-            <w:r>
-              <w:t xml:space="preserve">Check the second-UART and macro keys against the installed release</w:t>
+              <w:t xml:space="preserve">rewrite over the wire, homing pull-off alarm code, soft-limit sign convention,</w:t>
+            </w:r>
+            <w:r>
+              <w:t xml:space="preserve"> </w:t>
+            </w:r>
+            <w:r>
+              <w:rPr>
+                <w:rStyle w:val="VerbatimChar"/>
+              </w:rPr>
+              <w:t xml:space="preserve">Relay</w:t>
+            </w:r>
+            <w:r>
+              <w:t xml:space="preserve"> </w:t>
+            </w:r>
+            <w:r>
+              <w:t xml:space="preserve">reporting non-zero S</w:t>
+            </w:r>
+          </w:p>
+        </w:tc>
+        <w:tc>
+          <w:tcPr/>
+          <w:p>
+            <w:pPr>
+              <w:pStyle w:val="Compact"/>
+            </w:pPr>
+            <w:r>
+              <w:t xml:space="preserve">Prove each on the bench. UART keys,</w:t>
+            </w:r>
+            <w:r>
+              <w:t xml:space="preserve"> </w:t>
+            </w:r>
+            <w:r>
+              <w:rPr>
+                <w:rStyle w:val="VerbatimChar"/>
+              </w:rPr>
+              <w:t xml:space="preserve">Relay:</w:t>
+            </w:r>
+            <w:r>
+              <w:t xml:space="preserve"> </w:t>
+            </w:r>
+            <w:r>
+              <w:t xml:space="preserve">key and status reporting already verified — reports are on change only, so the HMI polls</w:t>
+            </w:r>
+            <w:r>
+              <w:t xml:space="preserve"> </w:t>
+            </w:r>
+            <w:r>
+              <w:rPr>
+                <w:rStyle w:val="VerbatimChar"/>
+              </w:rPr>
+              <w:t xml:space="preserve">?</w:t>
+            </w:r>
+            <w:r>
+              <w:t xml:space="preserve"> </w:t>
+            </w:r>
+            <w:r>
+              <w:t xml:space="preserve">every 100 ms</w:t>
             </w:r>
           </w:p>
         </w:tc>
@@ -4649,7 +4857,7 @@
               <w:pStyle w:val="Compact"/>
             </w:pPr>
             <w:r>
-              <w:t xml:space="preserve">Tune report rate and jog chunk size; judge at bench step 5</w:t>
+              <w:t xml:space="preserve">Tune status poll rate and jog chunk size; judge at bench step 5</w:t>
             </w:r>
           </w:p>
         </w:tc>
@@ -4708,7 +4916,7 @@
         </w:numPr>
       </w:pPr>
       <w:r>
-        <w:t xml:space="preserve">Which commercial lift body? This is the critical path — it fixes the screw lead, the travel, and the achievable resolution.</w:t>
+        <w:t xml:space="preserve">The sauter FML-P is selected. Is revising MEC-01 down to its 65 mm travel acceptable?</w:t>
       </w:r>
     </w:p>
     <w:p>
